--- a/backend/templates/contract-minor.docx
+++ b/backend/templates/contract-minor.docx
@@ -78,6 +78,9 @@
     <w:p>
       <w:pPr>
         <w:pStyle w:val="ConsPlusNonformat"/>
+        <w:tabs>
+          <w:tab w:val="right" w:pos="9638"/>
+        </w:tabs>
         <w:ind w:firstLine="708"/>
         <w:jc w:val="both"/>
         <w:rPr>
@@ -90,7 +93,7 @@
           <w:rFonts w:ascii="Times New Roman" w:hAnsi="Times New Roman" w:cs="Times New Roman"/>
           <w:szCs w:val="20"/>
         </w:rPr>
-        <w:t xml:space="preserve">г. Москва    </w:t>
+        <w:t xml:space="preserve">г. Москва</w:t>
       </w:r>
       <w:r>
         <w:rPr>
@@ -99,64 +102,6 @@
         </w:rPr>
         <w:tab/>
       </w:r>
-      <w:r>
-        <w:rPr>
-          <w:rFonts w:ascii="Times New Roman" w:hAnsi="Times New Roman" w:cs="Times New Roman"/>
-          <w:szCs w:val="20"/>
-        </w:rPr>
-        <w:tab/>
-      </w:r>
-      <w:r>
-        <w:rPr>
-          <w:rFonts w:ascii="Times New Roman" w:hAnsi="Times New Roman" w:cs="Times New Roman"/>
-          <w:szCs w:val="20"/>
-        </w:rPr>
-        <w:tab/>
-      </w:r>
-      <w:r>
-        <w:rPr>
-          <w:rFonts w:ascii="Times New Roman" w:hAnsi="Times New Roman" w:cs="Times New Roman"/>
-          <w:szCs w:val="20"/>
-        </w:rPr>
-        <w:tab/>
-      </w:r>
-      <w:r>
-        <w:rPr>
-          <w:rFonts w:ascii="Times New Roman" w:hAnsi="Times New Roman" w:cs="Times New Roman"/>
-          <w:szCs w:val="20"/>
-        </w:rPr>
-        <w:tab/>
-        <w:t xml:space="preserve">              </w:t>
-      </w:r>
-      <w:r>
-        <w:rPr>
-          <w:rFonts w:ascii="Times New Roman" w:hAnsi="Times New Roman" w:cs="Times New Roman"/>
-          <w:szCs w:val="20"/>
-        </w:rPr>
-        <w:tab/>
-      </w:r>
-      <w:r>
-        <w:rPr>
-          <w:rFonts w:ascii="Times New Roman" w:hAnsi="Times New Roman" w:cs="Times New Roman"/>
-          <w:szCs w:val="20"/>
-        </w:rPr>
-        <w:t xml:space="preserve"> </w:t>
-      </w:r>
-      <w:r>
-        <w:rPr>
-          <w:rFonts w:ascii="Times New Roman" w:hAnsi="Times New Roman" w:cs="Times New Roman"/>
-          <w:szCs w:val="20"/>
-        </w:rPr>
-        <w:tab/>
-      </w:r>
-      <w:r>
-        <w:rPr>
-          <w:rFonts w:ascii="Times New Roman" w:hAnsi="Times New Roman" w:cs="Times New Roman"/>
-          <w:szCs w:val="20"/>
-        </w:rPr>
-        <w:t xml:space="preserve">   </w:t>
-      </w:r>
-      <w:proofErr w:type="gramStart"/>
       <w:r>
         <w:rPr>
           <w:rFonts w:ascii="Times New Roman" w:hAnsi="Times New Roman" w:cs="Times New Roman"/>
@@ -235,53 +180,6 @@
     </w:p>
     <w:p>
       <w:pPr>
-        <w:pStyle w:val="ConsPlusNonformat"/>
-        <w:widowControl/>
-        <w:ind w:firstLine="709"/>
-        <w:jc w:val="center"/>
-        <w:rPr>
-          <w:rFonts w:ascii="Times New Roman" w:hAnsi="Times New Roman" w:cs="Times New Roman"/>
-          <w:szCs w:val="20"/>
-          <w:vertAlign w:val="superscript"/>
-        </w:rPr>
-      </w:pPr>
-      <w:r>
-        <w:rPr>
-          <w:rFonts w:ascii="Times New Roman" w:hAnsi="Times New Roman" w:cs="Times New Roman"/>
-          <w:szCs w:val="20"/>
-          <w:vertAlign w:val="superscript"/>
-          <w:lang w:val="en-US"/>
-        </w:rPr>
-        <w:t xml:space="preserve">                              </w:t>
-      </w:r>
-      <w:r>
-        <w:rPr>
-          <w:rFonts w:ascii="Times New Roman" w:hAnsi="Times New Roman" w:cs="Times New Roman"/>
-          <w:szCs w:val="20"/>
-          <w:vertAlign w:val="superscript"/>
-        </w:rPr>
-        <w:t xml:space="preserve"> (</w:t>
-      </w:r>
-      <w:r>
-        <w:rPr>
-          <w:rFonts w:ascii="Times New Roman" w:hAnsi="Times New Roman" w:cs="Times New Roman"/>
-          <w:i/>
-          <w:szCs w:val="20"/>
-          <w:vertAlign w:val="superscript"/>
-        </w:rPr>
-        <w:t xml:space="preserve">фамилия, имя, отчество</w:t>
-      </w:r>
-      <w:r>
-        <w:rPr>
-          <w:rFonts w:ascii="Times New Roman" w:hAnsi="Times New Roman" w:cs="Times New Roman"/>
-          <w:szCs w:val="20"/>
-          <w:vertAlign w:val="superscript"/>
-        </w:rPr>
-        <w:t xml:space="preserve">)</w:t>
-      </w:r>
-    </w:p>
-    <w:p>
-      <w:pPr>
         <w:autoSpaceDE w:val="0"/>
         <w:autoSpaceDN w:val="0"/>
         <w:adjustRightInd w:val="0"/>
@@ -318,43 +216,6 @@
           <w:szCs w:val="20"/>
         </w:rPr>
         <w:t xml:space="preserve">) в дальнейшем "Наниматель", и гражданин(ка), {residentFullName}, </w:t>
-      </w:r>
-    </w:p>
-    <w:p>
-      <w:pPr>
-        <w:pStyle w:val="ConsPlusNonformat"/>
-        <w:widowControl/>
-        <w:jc w:val="center"/>
-        <w:rPr>
-          <w:rFonts w:ascii="Times New Roman" w:hAnsi="Times New Roman" w:cs="Times New Roman"/>
-          <w:szCs w:val="20"/>
-          <w:vertAlign w:val="superscript"/>
-        </w:rPr>
-      </w:pPr>
-      <w:r>
-        <w:rPr>
-          <w:rFonts w:ascii="Times New Roman" w:hAnsi="Times New Roman" w:cs="Times New Roman"/>
-          <w:szCs w:val="20"/>
-          <w:vertAlign w:val="superscript"/>
-        </w:rPr>
-        <w:t xml:space="preserve">(</w:t>
-      </w:r>
-      <w:r>
-        <w:rPr>
-          <w:rFonts w:ascii="Times New Roman" w:hAnsi="Times New Roman" w:cs="Times New Roman"/>
-          <w:i/>
-          <w:szCs w:val="20"/>
-          <w:vertAlign w:val="superscript"/>
-        </w:rPr>
-        <w:t xml:space="preserve">фамилия, имя, отчество обучающегося</w:t>
-      </w:r>
-      <w:r>
-        <w:rPr>
-          <w:rFonts w:ascii="Times New Roman" w:hAnsi="Times New Roman" w:cs="Times New Roman"/>
-          <w:szCs w:val="20"/>
-          <w:vertAlign w:val="superscript"/>
-        </w:rPr>
-        <w:t xml:space="preserve">)</w:t>
       </w:r>
     </w:p>
     <w:p>
@@ -483,26 +344,40 @@
           <w:color w:val="000000" w:themeColor="text1"/>
           <w:szCs w:val="20"/>
         </w:rPr>
-        <w:t xml:space="preserve">с {facultet}</w:t>
-      </w:r>
-    </w:p>
-    <w:p>
-      <w:pPr>
-        <w:pStyle w:val="ConsPlusNonformat"/>
-        <w:jc w:val="both"/>
-        <w:rPr>
-          <w:rFonts w:ascii="Times New Roman" w:hAnsi="Times New Roman" w:cs="Times New Roman"/>
-          <w:color w:val="000000" w:themeColor="text1"/>
-          <w:szCs w:val="20"/>
-        </w:rPr>
-      </w:pPr>
-      <w:r>
-        <w:rPr>
-          <w:rFonts w:ascii="Times New Roman" w:hAnsi="Times New Roman" w:cs="Times New Roman"/>
-          <w:color w:val="000000" w:themeColor="text1"/>
-          <w:szCs w:val="20"/>
-        </w:rPr>
-        <w:t xml:space="preserve">Категория/форма обучения {formObuch}</w:t>
+        <w:t xml:space="preserve">с {residenceReasonText}.</w:t>
+      </w:r>
+      <w:r>
+        <w:rPr>
+          <w:rFonts w:ascii="Times New Roman" w:hAnsi="Times New Roman" w:cs="Times New Roman"/>
+          <w:color w:val="000000" w:themeColor="text1"/>
+          <w:szCs w:val="20"/>
+        </w:rPr>
+        <w:t xml:space="preserve">{#isOwnUniversity}</w:t>
+      </w:r>
+      <w:r>
+        <w:rPr>
+          <w:rFonts w:ascii="Times New Roman" w:hAnsi="Times New Roman" w:cs="Times New Roman"/>
+          <w:color w:val="000000" w:themeColor="text1"/>
+          <w:szCs w:val="20"/>
+        </w:rPr>
+        <w:br/>
+        <w:t xml:space="preserve">Категория/форма обучения </w:t>
+      </w:r>
+      <w:r>
+        <w:rPr>
+          <w:rFonts w:ascii="Times New Roman" w:hAnsi="Times New Roman" w:cs="Times New Roman"/>
+          <w:color w:val="000000" w:themeColor="text1"/>
+          <w:szCs w:val="20"/>
+        </w:rPr>
+        <w:t xml:space="preserve">{residentFormObuch}</w:t>
+      </w:r>
+      <w:r>
+        <w:rPr>
+          <w:rFonts w:ascii="Times New Roman" w:hAnsi="Times New Roman" w:cs="Times New Roman"/>
+          <w:color w:val="000000" w:themeColor="text1"/>
+          <w:szCs w:val="20"/>
+        </w:rPr>
+        <w:t xml:space="preserve">{/isOwnUniversity}</w:t>
       </w:r>
     </w:p>
     <w:p>
@@ -1653,7 +1528,7 @@
           <w:color w:val="000000" w:themeColor="text1"/>
           <w:szCs w:val="20"/>
         </w:rPr>
-        <w:t xml:space="preserve">5.1. Размер платы за жилое помещение составляет {totalMonthly} в месяц и состоит из платы  за пользование жилым помещением (плата за наем), которая  составляет {rentAmount} в месяц, НДС не облагается на основании п. 10 ст. 149 НК РФ и  платы за коммунальные услуги (электроснабжение, газоснабжение, холодное водоснабжение, водоотведение (канализацию), горячее водоснабжение и теплоснабжение (отопление), которая составляет {utilitiesAmount} в месяц.</w:t>
+        <w:t xml:space="preserve">5.1. Размер платы за жилое помещение составляет: {totalMonthly} ({totalMonthlyWords}) {totalMonthlyKopecks} копеек за полный месяц проживания и состоит из платы за пользование жилым помещением (плата за наем), которая составляет: {rentAmount} ({rentAmountWords}) {rentAmountKopecks} копеек, НДС не облагается на основании п. 10 ст. 149 НК РФ и платы за коммунальные услуги (электроснабжение, газоснабжение, холодное водоснабжение, водоотведение (канализацию), горячее водоснабжение и теплоснабжение (отопление), которая составляет {utilitiesAmount} ({utilitiesAmountWords}) {utilitiesAmountKopecks} копеек в месяц.</w:t>
       </w:r>
     </w:p>
     <w:p>
@@ -2595,14 +2470,14 @@
           </w:tcPr>
           <w:p>
             <w:pPr>
-              <w:jc w:val="both"/>
+              <w:jc w:val="center"/>
             </w:pPr>
             <w:r>
               <w:rPr>
                 <w:sz w:val="22"/>
                 <w:szCs w:val="22"/>
               </w:rPr>
-              <w:t>{legalRepFullName}</w:t>
+              <w:t>{legalRepFullNameSurname}</w:t>
             </w:r>
           </w:p>
         </w:tc>
@@ -2657,8 +2532,15 @@
           </w:tcPr>
           <w:p>
             <w:pPr>
-              <w:jc w:val="both"/>
-            </w:pPr>
+              <w:jc w:val="center"/>
+            </w:pPr>
+            <w:r>
+              <w:rPr>
+                <w:sz w:val="22"/>
+                <w:szCs w:val="22"/>
+              </w:rPr>
+              <w:t>{legalRepFullNameRest}</w:t>
+            </w:r>
           </w:p>
         </w:tc>
       </w:tr>
@@ -2732,7 +2614,7 @@
           </w:tcPr>
           <w:p>
             <w:pPr>
-              <w:jc w:val="both"/>
+              <w:jc w:val="center"/>
             </w:pPr>
             <w:r>
               <w:rPr>
@@ -2813,7 +2695,7 @@
           </w:tcPr>
           <w:p>
             <w:pPr>
-              <w:jc w:val="both"/>
+              <w:jc w:val="center"/>
             </w:pPr>
             <w:r>
               <w:rPr>
@@ -2857,7 +2739,7 @@
           </w:tcPr>
           <w:p>
             <w:pPr>
-              <w:jc w:val="both"/>
+              <w:jc w:val="center"/>
             </w:pPr>
             <w:r>
               <w:rPr>
@@ -2919,8 +2801,15 @@
           </w:tcPr>
           <w:p>
             <w:pPr>
-              <w:jc w:val="both"/>
-            </w:pPr>
+              <w:jc w:val="center"/>
+            </w:pPr>
+            <w:r>
+              <w:rPr>
+                <w:sz w:val="22"/>
+                <w:szCs w:val="22"/>
+              </w:rPr>
+              <w:t>{legalRepPassportIssuedByLine}</w:t>
+            </w:r>
           </w:p>
         </w:tc>
       </w:tr>
@@ -2985,7 +2874,7 @@
                 <w:sz w:val="22"/>
                 <w:szCs w:val="22"/>
               </w:rPr>
-              <w:t>{legalRepPassportIssuedInfo}</w:t>
+              <w:t>{legalRepPassportIssuedCodeDateLine}</w:t>
             </w:r>
           </w:p>
         </w:tc>
@@ -3120,12 +3009,64 @@
             <w:pPr>
               <w:jc w:val="both"/>
             </w:pPr>
+          </w:p>
+        </w:tc>
+      </w:tr>
+      <w:tr>
+        <w:tc>
+          <w:tcPr>
+            <w:tcW w:w="4644" w:type="dxa"/>
+            <w:gridSpan w:val="2"/>
+            <w:tcBorders>
+              <w:top w:val="nil"/>
+              <w:left w:val="nil"/>
+              <w:bottom w:val="nil"/>
+              <w:right w:val="nil"/>
+            </w:tcBorders>
+          </w:tcPr>
+          <w:p>
+            <w:pPr>
+              <w:jc w:val="both"/>
+            </w:pPr>
+          </w:p>
+        </w:tc>
+        <w:tc>
+          <w:tcPr>
+            <w:tcW w:w="284" w:type="dxa"/>
+            <w:tcBorders>
+              <w:top w:val="nil"/>
+              <w:left w:val="nil"/>
+              <w:bottom w:val="nil"/>
+              <w:right w:val="nil"/>
+            </w:tcBorders>
+          </w:tcPr>
+          <w:p>
+            <w:pPr>
+              <w:jc w:val="both"/>
+            </w:pPr>
+          </w:p>
+        </w:tc>
+        <w:tc>
+          <w:tcPr>
+            <w:tcW w:w="5103" w:type="dxa"/>
+            <w:gridSpan w:val="9"/>
+            <w:tcBorders>
+              <w:top w:val="nil"/>
+              <w:left w:val="nil"/>
+              <w:bottom w:val="single" w:sz="4" w:space="0" w:color="auto"/>
+              <w:right w:val="nil"/>
+            </w:tcBorders>
+          </w:tcPr>
+          <w:p>
+            <w:pPr>
+              <w:jc w:val="center"/>
+            </w:pPr>
             <w:r>
               <w:rPr>
                 <w:sz w:val="22"/>
                 <w:szCs w:val="22"/>
               </w:rPr>
-              <w:t>{legalRepAddress}</w:t>
+              <w:t>{legalRepAddressLine1}</w:t>
             </w:r>
           </w:p>
         </w:tc>
@@ -3169,7 +3110,7 @@
             <w:tcW w:w="5103" w:type="dxa"/>
             <w:gridSpan w:val="9"/>
             <w:tcBorders>
-              <w:top w:val="nil"/>
+              <w:top w:val="single" w:sz="4" w:space="0" w:color="auto"/>
               <w:left w:val="nil"/>
               <w:bottom w:val="single" w:sz="4" w:space="0" w:color="auto"/>
               <w:right w:val="nil"/>
@@ -3177,8 +3118,15 @@
           </w:tcPr>
           <w:p>
             <w:pPr>
-              <w:jc w:val="both"/>
-            </w:pPr>
+              <w:jc w:val="center"/>
+            </w:pPr>
+            <w:r>
+              <w:rPr>
+                <w:sz w:val="22"/>
+                <w:szCs w:val="22"/>
+              </w:rPr>
+              <w:t>{legalRepAddressLine2}</w:t>
+            </w:r>
           </w:p>
         </w:tc>
       </w:tr>
@@ -3218,10 +3166,364 @@
         </w:tc>
         <w:tc>
           <w:tcPr>
+            <w:tcW w:w="1006" w:type="dxa"/>
+            <w:tcBorders>
+              <w:top w:val="single" w:sz="4" w:space="0" w:color="auto"/>
+              <w:left w:val="nil"/>
+              <w:bottom w:val="nil"/>
+              <w:right w:val="nil"/>
+            </w:tcBorders>
+          </w:tcPr>
+          <w:p>
+            <w:pPr>
+              <w:jc w:val="both"/>
+            </w:pPr>
+            <w:r>
+              <w:t xml:space="preserve">СНИЛС:</w:t>
+            </w:r>
+          </w:p>
+        </w:tc>
+        <w:tc>
+          <w:tcPr>
+            <w:tcW w:w="4097" w:type="dxa"/>
+            <w:gridSpan w:val="8"/>
+            <w:tcBorders>
+              <w:top w:val="single" w:sz="4" w:space="0" w:color="auto"/>
+              <w:left w:val="nil"/>
+              <w:bottom w:val="single" w:sz="4" w:space="0" w:color="auto"/>
+              <w:right w:val="nil"/>
+            </w:tcBorders>
+          </w:tcPr>
+          <w:p>
+            <w:pPr>
+              <w:jc w:val="center"/>
+            </w:pPr>
+            <w:r>
+              <w:rPr>
+                <w:sz w:val="22"/>
+                <w:szCs w:val="22"/>
+              </w:rPr>
+              <w:t>{legalRepSnils}</w:t>
+            </w:r>
+          </w:p>
+        </w:tc>
+      </w:tr>
+      <w:tr>
+        <w:tc>
+          <w:tcPr>
+            <w:tcW w:w="4644" w:type="dxa"/>
+            <w:gridSpan w:val="2"/>
+            <w:tcBorders>
+              <w:top w:val="nil"/>
+              <w:left w:val="nil"/>
+              <w:bottom w:val="nil"/>
+              <w:right w:val="nil"/>
+            </w:tcBorders>
+          </w:tcPr>
+          <w:p>
+            <w:pPr>
+              <w:jc w:val="both"/>
+            </w:pPr>
+          </w:p>
+        </w:tc>
+        <w:tc>
+          <w:tcPr>
+            <w:tcW w:w="284" w:type="dxa"/>
+            <w:tcBorders>
+              <w:top w:val="nil"/>
+              <w:left w:val="nil"/>
+              <w:bottom w:val="nil"/>
+              <w:right w:val="nil"/>
+            </w:tcBorders>
+          </w:tcPr>
+          <w:p>
+            <w:pPr>
+              <w:jc w:val="both"/>
+            </w:pPr>
+          </w:p>
+        </w:tc>
+        <w:tc>
+          <w:tcPr>
+            <w:tcW w:w="2358" w:type="dxa"/>
+            <w:gridSpan w:val="6"/>
+            <w:tcBorders>
+              <w:top w:val="nil"/>
+              <w:left w:val="nil"/>
+              <w:bottom w:val="nil"/>
+              <w:right w:val="nil"/>
+            </w:tcBorders>
+          </w:tcPr>
+          <w:p>
+            <w:pPr>
+              <w:jc w:val="both"/>
+            </w:pPr>
+            <w:r>
+              <w:t xml:space="preserve">Контактный телефон:</w:t>
+            </w:r>
+          </w:p>
+        </w:tc>
+        <w:tc>
+          <w:tcPr>
+            <w:tcW w:w="2745" w:type="dxa"/>
+            <w:gridSpan w:val="3"/>
+            <w:tcBorders>
+              <w:top w:val="single" w:sz="4" w:space="0" w:color="auto"/>
+              <w:left w:val="nil"/>
+              <w:bottom w:val="single" w:sz="4" w:space="0" w:color="auto"/>
+              <w:right w:val="nil"/>
+            </w:tcBorders>
+          </w:tcPr>
+          <w:p>
+            <w:pPr>
+              <w:jc w:val="center"/>
+            </w:pPr>
+            <w:r>
+              <w:rPr>
+                <w:sz w:val="22"/>
+                <w:szCs w:val="22"/>
+              </w:rPr>
+              <w:t>{legalRepPhone}</w:t>
+            </w:r>
+          </w:p>
+        </w:tc>
+      </w:tr>
+      <w:tr>
+        <w:tc>
+          <w:tcPr>
+            <w:tcW w:w="1630" w:type="dxa"/>
+            <w:tcBorders>
+              <w:top w:val="nil"/>
+              <w:left w:val="nil"/>
+              <w:bottom w:val="nil"/>
+              <w:right w:val="nil"/>
+            </w:tcBorders>
+          </w:tcPr>
+          <w:p>
+            <w:pPr>
+              <w:jc w:val="both"/>
+            </w:pPr>
+            <w:r>
+              <w:t xml:space="preserve">Наймодатель</w:t>
+            </w:r>
+          </w:p>
+        </w:tc>
+        <w:tc>
+          <w:tcPr>
+            <w:tcW w:w="3014" w:type="dxa"/>
+            <w:tcBorders>
+              <w:top w:val="nil"/>
+              <w:left w:val="nil"/>
+              <w:bottom w:val="single" w:sz="4" w:space="0" w:color="auto"/>
+              <w:right w:val="nil"/>
+            </w:tcBorders>
+          </w:tcPr>
+          <w:p>
+            <w:pPr>
+              <w:jc w:val="both"/>
+            </w:pPr>
+          </w:p>
+        </w:tc>
+        <w:tc>
+          <w:tcPr>
+            <w:tcW w:w="284" w:type="dxa"/>
+            <w:tcBorders>
+              <w:top w:val="nil"/>
+              <w:left w:val="nil"/>
+              <w:bottom w:val="nil"/>
+              <w:right w:val="nil"/>
+            </w:tcBorders>
+          </w:tcPr>
+          <w:p>
+            <w:pPr>
+              <w:jc w:val="both"/>
+            </w:pPr>
+          </w:p>
+        </w:tc>
+        <w:tc>
+          <w:tcPr>
+            <w:tcW w:w="1412" w:type="dxa"/>
+            <w:gridSpan w:val="2"/>
+            <w:tcBorders>
+              <w:top w:val="nil"/>
+              <w:left w:val="nil"/>
+              <w:bottom w:val="nil"/>
+              <w:right w:val="nil"/>
+            </w:tcBorders>
+          </w:tcPr>
+          <w:p>
+            <w:pPr>
+              <w:jc w:val="both"/>
+            </w:pPr>
+            <w:r>
+              <w:t xml:space="preserve">Наниматель</w:t>
+            </w:r>
+          </w:p>
+        </w:tc>
+        <w:tc>
+          <w:tcPr>
+            <w:tcW w:w="3691" w:type="dxa"/>
+            <w:gridSpan w:val="7"/>
+            <w:tcBorders>
+              <w:top w:val="single" w:sz="4" w:space="0" w:color="auto"/>
+              <w:left w:val="nil"/>
+              <w:bottom w:val="single" w:sz="4" w:space="0" w:color="auto"/>
+              <w:right w:val="nil"/>
+            </w:tcBorders>
+          </w:tcPr>
+          <w:p>
+            <w:pPr>
+              <w:jc w:val="both"/>
+            </w:pPr>
+          </w:p>
+        </w:tc>
+      </w:tr>
+      <w:tr>
+        <w:tc>
+          <w:tcPr>
+            <w:tcW w:w="1630" w:type="dxa"/>
+            <w:tcBorders>
+              <w:top w:val="nil"/>
+              <w:left w:val="nil"/>
+              <w:bottom w:val="nil"/>
+              <w:right w:val="nil"/>
+            </w:tcBorders>
+          </w:tcPr>
+          <w:p>
+            <w:pPr>
+              <w:jc w:val="both"/>
+            </w:pPr>
+          </w:p>
+        </w:tc>
+        <w:tc>
+          <w:tcPr>
+            <w:tcW w:w="3014" w:type="dxa"/>
+            <w:tcBorders>
+              <w:top w:val="nil"/>
+              <w:left w:val="nil"/>
+              <w:bottom w:val="nil"/>
+              <w:right w:val="nil"/>
+            </w:tcBorders>
+          </w:tcPr>
+          <w:p>
+            <w:pPr>
+              <w:jc w:val="center"/>
+            </w:pPr>
+            <w:r>
+              <w:rPr>
+                <w:i/>
+                <w:vertAlign w:val="superscript"/>
+              </w:rPr>
+              <w:t xml:space="preserve">(подпись)</w:t>
+            </w:r>
+          </w:p>
+        </w:tc>
+        <w:tc>
+          <w:tcPr>
+            <w:tcW w:w="284" w:type="dxa"/>
+            <w:tcBorders>
+              <w:top w:val="nil"/>
+              <w:left w:val="nil"/>
+              <w:bottom w:val="nil"/>
+              <w:right w:val="nil"/>
+            </w:tcBorders>
+          </w:tcPr>
+          <w:p>
+            <w:pPr>
+              <w:jc w:val="both"/>
+            </w:pPr>
+          </w:p>
+        </w:tc>
+        <w:tc>
+          <w:tcPr>
+            <w:tcW w:w="1412" w:type="dxa"/>
+            <w:gridSpan w:val="2"/>
+            <w:tcBorders>
+              <w:top w:val="nil"/>
+              <w:left w:val="nil"/>
+              <w:bottom w:val="nil"/>
+              <w:right w:val="nil"/>
+            </w:tcBorders>
+          </w:tcPr>
+          <w:p>
+            <w:pPr>
+              <w:jc w:val="both"/>
+            </w:pPr>
+          </w:p>
+        </w:tc>
+        <w:tc>
+          <w:tcPr>
+            <w:tcW w:w="3691" w:type="dxa"/>
+            <w:gridSpan w:val="7"/>
+            <w:tcBorders>
+              <w:top w:val="nil"/>
+              <w:left w:val="nil"/>
+              <w:bottom w:val="nil"/>
+              <w:right w:val="nil"/>
+            </w:tcBorders>
+          </w:tcPr>
+          <w:p>
+            <w:pPr>
+              <w:jc w:val="center"/>
+              <w:rPr>
+                <w:i/>
+                <w:vertAlign w:val="superscript"/>
+              </w:rPr>
+            </w:pPr>
+            <w:r>
+              <w:rPr>
+                <w:i/>
+                <w:vertAlign w:val="superscript"/>
+              </w:rPr>
+              <w:t xml:space="preserve">(подпись)</w:t>
+            </w:r>
+          </w:p>
+        </w:tc>
+      </w:tr>
+      <w:tr>
+        <w:tc>
+          <w:tcPr>
+            <w:tcW w:w="4644" w:type="dxa"/>
+            <w:gridSpan w:val="2"/>
+            <w:tcBorders>
+              <w:top w:val="nil"/>
+              <w:left w:val="nil"/>
+              <w:bottom w:val="single" w:sz="4" w:space="0" w:color="auto"/>
+              <w:right w:val="nil"/>
+            </w:tcBorders>
+          </w:tcPr>
+          <w:p>
+            <w:pPr>
+              <w:jc w:val="center"/>
+            </w:pPr>
+            <w:r>
+              <w:t xml:space="preserve">Буторова Наталья Владимировна</w:t>
+            </w:r>
+            <w:bookmarkStart w:id="0" w:name="_GoBack"/>
+            <w:bookmarkEnd w:id="0"/>
+          </w:p>
+        </w:tc>
+        <w:tc>
+          <w:tcPr>
+            <w:tcW w:w="284" w:type="dxa"/>
+            <w:tcBorders>
+              <w:top w:val="nil"/>
+              <w:left w:val="nil"/>
+              <w:bottom w:val="nil"/>
+              <w:right w:val="nil"/>
+            </w:tcBorders>
+          </w:tcPr>
+          <w:p>
+            <w:pPr>
+              <w:jc w:val="both"/>
+            </w:pPr>
+          </w:p>
+        </w:tc>
+        <w:tc>
+          <w:tcPr>
             <w:tcW w:w="5103" w:type="dxa"/>
             <w:gridSpan w:val="9"/>
             <w:tcBorders>
-              <w:top w:val="single" w:sz="4" w:space="0" w:color="auto"/>
+              <w:top w:val="nil"/>
               <w:left w:val="nil"/>
               <w:bottom w:val="single" w:sz="4" w:space="0" w:color="auto"/>
               <w:right w:val="nil"/>
@@ -3229,420 +3531,14 @@
           </w:tcPr>
           <w:p>
             <w:pPr>
-              <w:jc w:val="both"/>
-            </w:pPr>
-          </w:p>
-        </w:tc>
-      </w:tr>
-      <w:tr>
-        <w:tc>
-          <w:tcPr>
-            <w:tcW w:w="4644" w:type="dxa"/>
-            <w:gridSpan w:val="2"/>
-            <w:tcBorders>
-              <w:top w:val="nil"/>
-              <w:left w:val="nil"/>
-              <w:bottom w:val="nil"/>
-              <w:right w:val="nil"/>
-            </w:tcBorders>
-          </w:tcPr>
-          <w:p>
-            <w:pPr>
-              <w:jc w:val="both"/>
-            </w:pPr>
-          </w:p>
-        </w:tc>
-        <w:tc>
-          <w:tcPr>
-            <w:tcW w:w="284" w:type="dxa"/>
-            <w:tcBorders>
-              <w:top w:val="nil"/>
-              <w:left w:val="nil"/>
-              <w:bottom w:val="nil"/>
-              <w:right w:val="nil"/>
-            </w:tcBorders>
-          </w:tcPr>
-          <w:p>
-            <w:pPr>
-              <w:jc w:val="both"/>
-            </w:pPr>
-          </w:p>
-        </w:tc>
-        <w:tc>
-          <w:tcPr>
-            <w:tcW w:w="1006" w:type="dxa"/>
-            <w:tcBorders>
-              <w:top w:val="single" w:sz="4" w:space="0" w:color="auto"/>
-              <w:left w:val="nil"/>
-              <w:bottom w:val="nil"/>
-              <w:right w:val="nil"/>
-            </w:tcBorders>
-          </w:tcPr>
-          <w:p>
-            <w:pPr>
-              <w:jc w:val="both"/>
-            </w:pPr>
-            <w:r>
-              <w:t xml:space="preserve">СНИЛС:</w:t>
-            </w:r>
-          </w:p>
-        </w:tc>
-        <w:tc>
-          <w:tcPr>
-            <w:tcW w:w="4097" w:type="dxa"/>
-            <w:gridSpan w:val="8"/>
-            <w:tcBorders>
-              <w:top w:val="single" w:sz="4" w:space="0" w:color="auto"/>
-              <w:left w:val="nil"/>
-              <w:bottom w:val="single" w:sz="4" w:space="0" w:color="auto"/>
-              <w:right w:val="nil"/>
-            </w:tcBorders>
-          </w:tcPr>
-          <w:p>
-            <w:pPr>
-              <w:jc w:val="both"/>
+              <w:jc w:val="center"/>
             </w:pPr>
             <w:r>
               <w:rPr>
                 <w:sz w:val="22"/>
                 <w:szCs w:val="22"/>
               </w:rPr>
-              <w:t>{legalRepSnils}</w:t>
-            </w:r>
-          </w:p>
-        </w:tc>
-      </w:tr>
-      <w:tr>
-        <w:tc>
-          <w:tcPr>
-            <w:tcW w:w="4644" w:type="dxa"/>
-            <w:gridSpan w:val="2"/>
-            <w:tcBorders>
-              <w:top w:val="nil"/>
-              <w:left w:val="nil"/>
-              <w:bottom w:val="nil"/>
-              <w:right w:val="nil"/>
-            </w:tcBorders>
-          </w:tcPr>
-          <w:p>
-            <w:pPr>
-              <w:jc w:val="both"/>
-            </w:pPr>
-          </w:p>
-        </w:tc>
-        <w:tc>
-          <w:tcPr>
-            <w:tcW w:w="284" w:type="dxa"/>
-            <w:tcBorders>
-              <w:top w:val="nil"/>
-              <w:left w:val="nil"/>
-              <w:bottom w:val="nil"/>
-              <w:right w:val="nil"/>
-            </w:tcBorders>
-          </w:tcPr>
-          <w:p>
-            <w:pPr>
-              <w:jc w:val="both"/>
-            </w:pPr>
-          </w:p>
-        </w:tc>
-        <w:tc>
-          <w:tcPr>
-            <w:tcW w:w="2358" w:type="dxa"/>
-            <w:gridSpan w:val="6"/>
-            <w:tcBorders>
-              <w:top w:val="nil"/>
-              <w:left w:val="nil"/>
-              <w:bottom w:val="nil"/>
-              <w:right w:val="nil"/>
-            </w:tcBorders>
-          </w:tcPr>
-          <w:p>
-            <w:pPr>
-              <w:jc w:val="both"/>
-            </w:pPr>
-            <w:r>
-              <w:t xml:space="preserve">Контактный телефон:</w:t>
-            </w:r>
-          </w:p>
-        </w:tc>
-        <w:tc>
-          <w:tcPr>
-            <w:tcW w:w="2745" w:type="dxa"/>
-            <w:gridSpan w:val="3"/>
-            <w:tcBorders>
-              <w:top w:val="single" w:sz="4" w:space="0" w:color="auto"/>
-              <w:left w:val="nil"/>
-              <w:bottom w:val="single" w:sz="4" w:space="0" w:color="auto"/>
-              <w:right w:val="nil"/>
-            </w:tcBorders>
-          </w:tcPr>
-          <w:p>
-            <w:pPr>
-              <w:jc w:val="both"/>
-            </w:pPr>
-            <w:r>
-              <w:rPr>
-                <w:sz w:val="22"/>
-                <w:szCs w:val="22"/>
-              </w:rPr>
-              <w:t>{legalRepPhone}</w:t>
-            </w:r>
-          </w:p>
-        </w:tc>
-      </w:tr>
-      <w:tr>
-        <w:tc>
-          <w:tcPr>
-            <w:tcW w:w="1630" w:type="dxa"/>
-            <w:tcBorders>
-              <w:top w:val="nil"/>
-              <w:left w:val="nil"/>
-              <w:bottom w:val="nil"/>
-              <w:right w:val="nil"/>
-            </w:tcBorders>
-          </w:tcPr>
-          <w:p>
-            <w:pPr>
-              <w:jc w:val="both"/>
-            </w:pPr>
-            <w:r>
-              <w:t xml:space="preserve">Наймодатель</w:t>
-            </w:r>
-          </w:p>
-        </w:tc>
-        <w:tc>
-          <w:tcPr>
-            <w:tcW w:w="3014" w:type="dxa"/>
-            <w:tcBorders>
-              <w:top w:val="nil"/>
-              <w:left w:val="nil"/>
-              <w:bottom w:val="single" w:sz="4" w:space="0" w:color="auto"/>
-              <w:right w:val="nil"/>
-            </w:tcBorders>
-          </w:tcPr>
-          <w:p>
-            <w:pPr>
-              <w:jc w:val="both"/>
-            </w:pPr>
-          </w:p>
-        </w:tc>
-        <w:tc>
-          <w:tcPr>
-            <w:tcW w:w="284" w:type="dxa"/>
-            <w:tcBorders>
-              <w:top w:val="nil"/>
-              <w:left w:val="nil"/>
-              <w:bottom w:val="nil"/>
-              <w:right w:val="nil"/>
-            </w:tcBorders>
-          </w:tcPr>
-          <w:p>
-            <w:pPr>
-              <w:jc w:val="both"/>
-            </w:pPr>
-          </w:p>
-        </w:tc>
-        <w:tc>
-          <w:tcPr>
-            <w:tcW w:w="1412" w:type="dxa"/>
-            <w:gridSpan w:val="2"/>
-            <w:tcBorders>
-              <w:top w:val="nil"/>
-              <w:left w:val="nil"/>
-              <w:bottom w:val="nil"/>
-              <w:right w:val="nil"/>
-            </w:tcBorders>
-          </w:tcPr>
-          <w:p>
-            <w:pPr>
-              <w:jc w:val="both"/>
-            </w:pPr>
-            <w:r>
-              <w:t xml:space="preserve">Наниматель</w:t>
-            </w:r>
-          </w:p>
-        </w:tc>
-        <w:tc>
-          <w:tcPr>
-            <w:tcW w:w="3691" w:type="dxa"/>
-            <w:gridSpan w:val="7"/>
-            <w:tcBorders>
-              <w:top w:val="single" w:sz="4" w:space="0" w:color="auto"/>
-              <w:left w:val="nil"/>
-              <w:bottom w:val="single" w:sz="4" w:space="0" w:color="auto"/>
-              <w:right w:val="nil"/>
-            </w:tcBorders>
-          </w:tcPr>
-          <w:p>
-            <w:pPr>
-              <w:jc w:val="both"/>
-            </w:pPr>
-          </w:p>
-        </w:tc>
-      </w:tr>
-      <w:tr>
-        <w:tc>
-          <w:tcPr>
-            <w:tcW w:w="1630" w:type="dxa"/>
-            <w:tcBorders>
-              <w:top w:val="nil"/>
-              <w:left w:val="nil"/>
-              <w:bottom w:val="nil"/>
-              <w:right w:val="nil"/>
-            </w:tcBorders>
-          </w:tcPr>
-          <w:p>
-            <w:pPr>
-              <w:jc w:val="both"/>
-            </w:pPr>
-          </w:p>
-        </w:tc>
-        <w:tc>
-          <w:tcPr>
-            <w:tcW w:w="3014" w:type="dxa"/>
-            <w:tcBorders>
-              <w:top w:val="nil"/>
-              <w:left w:val="nil"/>
-              <w:bottom w:val="nil"/>
-              <w:right w:val="nil"/>
-            </w:tcBorders>
-          </w:tcPr>
-          <w:p>
-            <w:pPr>
-              <w:jc w:val="center"/>
-            </w:pPr>
-            <w:r>
-              <w:rPr>
-                <w:i/>
-                <w:vertAlign w:val="superscript"/>
-              </w:rPr>
-              <w:t xml:space="preserve">(подпись)</w:t>
-            </w:r>
-          </w:p>
-        </w:tc>
-        <w:tc>
-          <w:tcPr>
-            <w:tcW w:w="284" w:type="dxa"/>
-            <w:tcBorders>
-              <w:top w:val="nil"/>
-              <w:left w:val="nil"/>
-              <w:bottom w:val="nil"/>
-              <w:right w:val="nil"/>
-            </w:tcBorders>
-          </w:tcPr>
-          <w:p>
-            <w:pPr>
-              <w:jc w:val="both"/>
-            </w:pPr>
-          </w:p>
-        </w:tc>
-        <w:tc>
-          <w:tcPr>
-            <w:tcW w:w="1412" w:type="dxa"/>
-            <w:gridSpan w:val="2"/>
-            <w:tcBorders>
-              <w:top w:val="nil"/>
-              <w:left w:val="nil"/>
-              <w:bottom w:val="nil"/>
-              <w:right w:val="nil"/>
-            </w:tcBorders>
-          </w:tcPr>
-          <w:p>
-            <w:pPr>
-              <w:jc w:val="both"/>
-            </w:pPr>
-          </w:p>
-        </w:tc>
-        <w:tc>
-          <w:tcPr>
-            <w:tcW w:w="3691" w:type="dxa"/>
-            <w:gridSpan w:val="7"/>
-            <w:tcBorders>
-              <w:top w:val="nil"/>
-              <w:left w:val="nil"/>
-              <w:bottom w:val="nil"/>
-              <w:right w:val="nil"/>
-            </w:tcBorders>
-          </w:tcPr>
-          <w:p>
-            <w:pPr>
-              <w:jc w:val="center"/>
-              <w:rPr>
-                <w:i/>
-                <w:vertAlign w:val="superscript"/>
-              </w:rPr>
-            </w:pPr>
-            <w:r>
-              <w:rPr>
-                <w:i/>
-                <w:vertAlign w:val="superscript"/>
-              </w:rPr>
-              <w:t xml:space="preserve">(подпись)</w:t>
-            </w:r>
-          </w:p>
-        </w:tc>
-      </w:tr>
-      <w:tr>
-        <w:tc>
-          <w:tcPr>
-            <w:tcW w:w="4644" w:type="dxa"/>
-            <w:gridSpan w:val="2"/>
-            <w:tcBorders>
-              <w:top w:val="nil"/>
-              <w:left w:val="nil"/>
-              <w:bottom w:val="single" w:sz="4" w:space="0" w:color="auto"/>
-              <w:right w:val="nil"/>
-            </w:tcBorders>
-          </w:tcPr>
-          <w:p>
-            <w:pPr>
-              <w:jc w:val="center"/>
-            </w:pPr>
-            <w:r>
-              <w:t xml:space="preserve">Буторова Наталья Владимировна</w:t>
-            </w:r>
-            <w:bookmarkStart w:id="0" w:name="_GoBack"/>
-            <w:bookmarkEnd w:id="0"/>
-          </w:p>
-        </w:tc>
-        <w:tc>
-          <w:tcPr>
-            <w:tcW w:w="284" w:type="dxa"/>
-            <w:tcBorders>
-              <w:top w:val="nil"/>
-              <w:left w:val="nil"/>
-              <w:bottom w:val="nil"/>
-              <w:right w:val="nil"/>
-            </w:tcBorders>
-          </w:tcPr>
-          <w:p>
-            <w:pPr>
-              <w:jc w:val="both"/>
-            </w:pPr>
-          </w:p>
-        </w:tc>
-        <w:tc>
-          <w:tcPr>
-            <w:tcW w:w="5103" w:type="dxa"/>
-            <w:gridSpan w:val="9"/>
-            <w:tcBorders>
-              <w:top w:val="nil"/>
-              <w:left w:val="nil"/>
-              <w:bottom w:val="single" w:sz="4" w:space="0" w:color="auto"/>
-              <w:right w:val="nil"/>
-            </w:tcBorders>
-          </w:tcPr>
-          <w:p>
-            <w:pPr>
-              <w:jc w:val="both"/>
-            </w:pPr>
-            <w:r>
-              <w:rPr>
-                <w:sz w:val="22"/>
-                <w:szCs w:val="22"/>
-              </w:rPr>
-              <w:t>{legalRepFullName}</w:t>
+              <w:t>{legalRepFullNameShort}</w:t>
             </w:r>
           </w:p>
         </w:tc>
@@ -3877,6 +3773,7 @@
           </w:tcPr>
           <w:p>
             <w:pPr>
+              <w:jc w:val="center"/>
               <w:rPr>
                 <w:rFonts w:ascii="Times New Roman" w:hAnsi="Times New Roman" w:cs="Times New Roman"/>
                 <w:b/>
@@ -3934,6 +3831,7 @@
           </w:tcPr>
           <w:p>
             <w:pPr>
+              <w:jc w:val="center"/>
               <w:rPr>
                 <w:rFonts w:ascii="Times New Roman" w:hAnsi="Times New Roman" w:cs="Times New Roman"/>
                 <w:b/>
@@ -3991,6 +3889,7 @@
           </w:tcPr>
           <w:p>
             <w:pPr>
+              <w:jc w:val="center"/>
               <w:rPr>
                 <w:rFonts w:ascii="Times New Roman" w:hAnsi="Times New Roman" w:cs="Times New Roman"/>
                 <w:b/>
@@ -4003,7 +3902,7 @@
                 <w:sz w:val="20"/>
                 <w:szCs w:val="20"/>
               </w:rPr>
-              <w:t>{residentInstituteCourse}</w:t>
+              <w:t>{residentInstituteCourseStacked}</w:t>
             </w:r>
           </w:p>
         </w:tc>
@@ -4048,6 +3947,7 @@
           </w:tcPr>
           <w:p>
             <w:pPr>
+              <w:jc w:val="center"/>
               <w:rPr>
                 <w:rFonts w:ascii="Times New Roman" w:hAnsi="Times New Roman" w:cs="Times New Roman"/>
                 <w:b/>
@@ -4098,6 +3998,7 @@
           </w:tcPr>
           <w:p>
             <w:pPr>
+              <w:jc w:val="center"/>
               <w:rPr>
                 <w:rFonts w:ascii="Times New Roman" w:hAnsi="Times New Roman" w:cs="Times New Roman"/>
                 <w:b/>
@@ -4130,6 +4031,7 @@
           </w:tcPr>
           <w:p>
             <w:pPr>
+              <w:jc w:val="center"/>
               <w:rPr>
                 <w:rFonts w:ascii="Times New Roman" w:hAnsi="Times New Roman" w:cs="Times New Roman"/>
                 <w:b/>
@@ -4227,6 +4129,7 @@
           </w:tcPr>
           <w:p>
             <w:pPr>
+              <w:jc w:val="center"/>
               <w:rPr>
                 <w:rFonts w:ascii="Times New Roman" w:hAnsi="Times New Roman" w:cs="Times New Roman"/>
                 <w:b/>
@@ -4260,6 +4163,7 @@
           </w:tcPr>
           <w:p>
             <w:pPr>
+              <w:jc w:val="center"/>
               <w:rPr>
                 <w:rFonts w:ascii="Times New Roman" w:hAnsi="Times New Roman" w:cs="Times New Roman"/>
                 <w:b/>

--- a/backend/templates/contract-minor.docx
+++ b/backend/templates/contract-minor.docx
@@ -177,60 +177,32 @@
         </w:rPr>
         <w:t xml:space="preserve"> Натальи Владимировны, действующей на основании доверенности от 07 июля 2026 года № 113, именуемая в дальнейшем «Наймодатель» с одной стороны, гражданин (ка) {legalRepFullName}, </w:t>
       </w:r>
-    </w:p>
-    <w:p>
-      <w:pPr>
-        <w:autoSpaceDE w:val="0"/>
-        <w:autoSpaceDN w:val="0"/>
-        <w:adjustRightInd w:val="0"/>
-        <w:spacing w:after="0" w:line="240" w:lineRule="auto"/>
-        <w:jc w:val="both"/>
+      <w:r>
         <w:rPr>
           <w:rFonts w:ascii="Times New Roman" w:hAnsi="Times New Roman" w:cs="Times New Roman"/>
           <w:sz w:val="20"/>
           <w:szCs w:val="20"/>
         </w:rPr>
-      </w:pPr>
+        <w:t xml:space="preserve">именуемый (-</w:t>
+      </w:r>
+      <w:proofErr w:type="spellStart"/>
       <w:r>
         <w:rPr>
           <w:rFonts w:ascii="Times New Roman" w:hAnsi="Times New Roman" w:cs="Times New Roman"/>
           <w:sz w:val="20"/>
           <w:szCs w:val="20"/>
         </w:rPr>
-        <w:t xml:space="preserve">именуемый (-</w:t>
-      </w:r>
-      <w:proofErr w:type="spellStart"/>
+        <w:t xml:space="preserve">ая</w:t>
+      </w:r>
+      <w:proofErr w:type="spellEnd"/>
       <w:r>
         <w:rPr>
           <w:rFonts w:ascii="Times New Roman" w:hAnsi="Times New Roman" w:cs="Times New Roman"/>
           <w:sz w:val="20"/>
           <w:szCs w:val="20"/>
         </w:rPr>
-        <w:t xml:space="preserve">ая</w:t>
-      </w:r>
-      <w:proofErr w:type="spellEnd"/>
-      <w:r>
-        <w:rPr>
-          <w:rFonts w:ascii="Times New Roman" w:hAnsi="Times New Roman" w:cs="Times New Roman"/>
-          <w:sz w:val="20"/>
-          <w:szCs w:val="20"/>
-        </w:rPr>
         <w:t xml:space="preserve">) в дальнейшем "Наниматель", и гражданин(ка), {residentFullName}, </w:t>
       </w:r>
-    </w:p>
-    <w:p>
-      <w:pPr>
-        <w:autoSpaceDE w:val="0"/>
-        <w:autoSpaceDN w:val="0"/>
-        <w:adjustRightInd w:val="0"/>
-        <w:spacing w:after="0" w:line="240" w:lineRule="auto"/>
-        <w:jc w:val="both"/>
-        <w:rPr>
-          <w:rFonts w:ascii="Times New Roman" w:hAnsi="Times New Roman" w:cs="Times New Roman"/>
-          <w:sz w:val="20"/>
-          <w:szCs w:val="20"/>
-        </w:rPr>
-      </w:pPr>
       <w:r>
         <w:rPr>
           <w:rFonts w:ascii="Times New Roman" w:hAnsi="Times New Roman" w:cs="Times New Roman"/>
@@ -3696,6 +3668,15 @@
                 <w:szCs w:val="20"/>
               </w:rPr>
             </w:pPr>
+            <w:r>
+              <w:rPr>
+                <w:rFonts w:ascii="Times New Roman" w:hAnsi="Times New Roman" w:cs="Times New Roman"/>
+                <w:b/>
+                <w:sz w:val="20"/>
+                <w:szCs w:val="20"/>
+              </w:rPr>
+              <w:t>{residentFullName}</w:t>
+            </w:r>
           </w:p>
         </w:tc>
       </w:tr>
@@ -4255,12 +4236,17 @@
               <w:jc w:val="center"/>
               <w:rPr>
                 <w:rFonts w:ascii="Times New Roman" w:hAnsi="Times New Roman" w:cs="Times New Roman"/>
-                <w:i/>
-                <w:sz w:val="20"/>
-                <w:szCs w:val="20"/>
-                <w:vertAlign w:val="superscript"/>
-              </w:rPr>
-            </w:pPr>
+                <w:sz w:val="22"/>
+                <w:szCs w:val="22"/>
+              </w:rPr>
+            </w:pPr>
+            <w:r>
+              <w:rPr>
+                <w:sz w:val="22"/>
+                <w:szCs w:val="22"/>
+              </w:rPr>
+              <w:t>{residentFullNameStacked}</w:t>
+            </w:r>
           </w:p>
         </w:tc>
       </w:tr>

--- a/backend/templates/contract-minor.docx
+++ b/backend/templates/contract-minor.docx
@@ -288,7 +288,7 @@
     <w:p>
       <w:pPr>
         <w:pStyle w:val="ConsPlusNonformat"/>
-        <w:jc w:val="both"/>
+        <w:jc w:val="left"/>
         <w:rPr>
           <w:rFonts w:ascii="Times New Roman" w:hAnsi="Times New Roman" w:cs="Times New Roman"/>
           <w:color w:val="000000" w:themeColor="text1"/>
@@ -3822,8 +3822,8 @@
             </w:pPr>
             <w:r>
               <w:rPr>
-                <w:sz w:val="20"/>
-                <w:szCs w:val="20"/>
+                <w:sz w:val="22"/>
+                <w:szCs w:val="22"/>
               </w:rPr>
               <w:t>{residentBirthDateShort}</w:t>
             </w:r>
@@ -3880,8 +3880,8 @@
             </w:pPr>
             <w:r>
               <w:rPr>
-                <w:sz w:val="20"/>
-                <w:szCs w:val="20"/>
+                <w:sz w:val="22"/>
+                <w:szCs w:val="22"/>
               </w:rPr>
               <w:t>{residentInstituteCourseStacked}</w:t>
             </w:r>
@@ -3938,8 +3938,8 @@
             </w:pPr>
             <w:r>
               <w:rPr>
-                <w:sz w:val="20"/>
-                <w:szCs w:val="20"/>
+                <w:sz w:val="22"/>
+                <w:szCs w:val="22"/>
               </w:rPr>
               <w:t>{residentPassportSeries}</w:t>
             </w:r>
@@ -3989,8 +3989,8 @@
             </w:pPr>
             <w:r>
               <w:rPr>
-                <w:sz w:val="20"/>
-                <w:szCs w:val="20"/>
+                <w:sz w:val="22"/>
+                <w:szCs w:val="22"/>
               </w:rPr>
               <w:t>{residentPassportNumber}</w:t>
             </w:r>
@@ -4022,8 +4022,8 @@
             </w:pPr>
             <w:r>
               <w:rPr>
-                <w:sz w:val="20"/>
-                <w:szCs w:val="20"/>
+                <w:sz w:val="22"/>
+                <w:szCs w:val="22"/>
               </w:rPr>
               <w:t>{residentPassportIssuedInfo}</w:t>
             </w:r>
@@ -4120,8 +4120,8 @@
             </w:pPr>
             <w:r>
               <w:rPr>
-                <w:sz w:val="20"/>
-                <w:szCs w:val="20"/>
+                <w:sz w:val="22"/>
+                <w:szCs w:val="22"/>
               </w:rPr>
               <w:t>{residentSnils}</w:t>
             </w:r>
@@ -4154,8 +4154,8 @@
             </w:pPr>
             <w:r>
               <w:rPr>
-                <w:sz w:val="20"/>
-                <w:szCs w:val="20"/>
+                <w:sz w:val="22"/>
+                <w:szCs w:val="22"/>
               </w:rPr>
               <w:t>{residentAddress}</w:t>
             </w:r>
@@ -4242,10 +4242,11 @@
             </w:pPr>
             <w:r>
               <w:rPr>
+                <w:b w:val="0"/>
                 <w:sz w:val="22"/>
                 <w:szCs w:val="22"/>
               </w:rPr>
-              <w:t>{residentFullNameStacked}</w:t>
+              <w:t>{residentFullNameShort}</w:t>
             </w:r>
           </w:p>
         </w:tc>

--- a/backend/templates/contract-minor.docx
+++ b/backend/templates/contract-minor.docx
@@ -3671,9 +3671,8 @@
             <w:r>
               <w:rPr>
                 <w:rFonts w:ascii="Times New Roman" w:hAnsi="Times New Roman" w:cs="Times New Roman"/>
-                <w:b/>
-                <w:sz w:val="20"/>
-                <w:szCs w:val="20"/>
+                <w:sz w:val="22"/>
+                <w:szCs w:val="22"/>
               </w:rPr>
               <w:t>{residentFullName}</w:t>
             </w:r>

--- a/backend/templates/contract-minor.docx
+++ b/backend/templates/contract-minor.docx
@@ -3763,8 +3763,8 @@
             </w:pPr>
             <w:r>
               <w:rPr>
-                <w:sz w:val="20"/>
-                <w:szCs w:val="20"/>
+                <w:sz w:val="22"/>
+                <w:szCs w:val="22"/>
               </w:rPr>
               <w:t>{residentPhone}</w:t>
             </w:r>

--- a/backend/templates/contract-minor.docx
+++ b/backend/templates/contract-minor.docx
@@ -4039,7 +4039,6 @@
             <w:gridSpan w:val="8"/>
             <w:tcBorders>
               <w:top w:val="single" w:sz="4" w:space="0" w:color="auto"/>
-              <w:bottom w:val="single" w:sz="4" w:space="0" w:color="auto"/>
             </w:tcBorders>
           </w:tcPr>
           <w:p>

--- a/backend/templates/contract-minor.docx
+++ b/backend/templates/contract-minor.docx
@@ -340,6 +340,7 @@
           <w:rFonts w:ascii="Times New Roman" w:hAnsi="Times New Roman" w:cs="Times New Roman"/>
           <w:color w:val="000000" w:themeColor="text1"/>
           <w:szCs w:val="20"/>
+          <w:u w:val="single"/>
         </w:rPr>
         <w:t xml:space="preserve">{residentFormObuch}</w:t>
       </w:r>

--- a/backend/templates/contract-minor.docx
+++ b/backend/templates/contract-minor.docx
@@ -282,7 +282,58 @@
           <w:sz w:val="20"/>
           <w:szCs w:val="20"/>
         </w:rPr>
-        <w:t xml:space="preserve"> 1.1. Наймодатель передает Нанимателю за плату во  владение и пользование изолированное жилое   помещение, находящееся в общежитии, принадлежащем Наймодателю на праве собственности, расположенное  по адресу: 111024, г. Москва, ул. Авиамоторная, д. 55, корп. 5 комната № {roomName}, для временного  проживания в нем Проживающего с  {startDateShort} по {endDateShort}.</w:t>
+        <w:t xml:space="preserve"> 1.1. Наймодатель передает Нанимателю за плату во  владение и пользование изолированное жилое   помещение, находящееся в общежитии, принадлежащем Наймодателю на праве собственности, расположенное  по адресу: 111024, г. Москва, ул. Авиамоторная, д. 55, корп. 5 комната № </w:t>
+      </w:r>
+      <w:r>
+        <w:rPr>
+          <w:rFonts w:ascii="Times New Roman" w:hAnsi="Times New Roman" w:cs="Times New Roman"/>
+          <w:sz w:val="20"/>
+          <w:szCs w:val="20"/>
+          <w:u w:val="single"/>
+        </w:rPr>
+        <w:t xml:space="preserve">{roomName}</w:t>
+      </w:r>
+      <w:r>
+        <w:rPr>
+          <w:rFonts w:ascii="Times New Roman" w:hAnsi="Times New Roman" w:cs="Times New Roman"/>
+          <w:sz w:val="20"/>
+          <w:szCs w:val="20"/>
+        </w:rPr>
+        <w:t xml:space="preserve">, для временного  проживания в нем Проживающего с  </w:t>
+      </w:r>
+      <w:r>
+        <w:rPr>
+          <w:rFonts w:ascii="Times New Roman" w:hAnsi="Times New Roman" w:cs="Times New Roman"/>
+          <w:sz w:val="20"/>
+          <w:szCs w:val="20"/>
+          <w:u w:val="single"/>
+        </w:rPr>
+        <w:t xml:space="preserve">{startDateShort}</w:t>
+      </w:r>
+      <w:r>
+        <w:rPr>
+          <w:rFonts w:ascii="Times New Roman" w:hAnsi="Times New Roman" w:cs="Times New Roman"/>
+          <w:sz w:val="20"/>
+          <w:szCs w:val="20"/>
+        </w:rPr>
+        <w:t xml:space="preserve"> по </w:t>
+      </w:r>
+      <w:r>
+        <w:rPr>
+          <w:rFonts w:ascii="Times New Roman" w:hAnsi="Times New Roman" w:cs="Times New Roman"/>
+          <w:sz w:val="20"/>
+          <w:szCs w:val="20"/>
+          <w:u w:val="single"/>
+        </w:rPr>
+        <w:t xml:space="preserve">{endDateShort}</w:t>
+      </w:r>
+      <w:r>
+        <w:rPr>
+          <w:rFonts w:ascii="Times New Roman" w:hAnsi="Times New Roman" w:cs="Times New Roman"/>
+          <w:sz w:val="20"/>
+          <w:szCs w:val="20"/>
+        </w:rPr>
+        <w:t xml:space="preserve">.</w:t>
       </w:r>
     </w:p>
     <w:p>
@@ -1501,7 +1552,7 @@
           <w:color w:val="000000" w:themeColor="text1"/>
           <w:szCs w:val="20"/>
         </w:rPr>
-        <w:t xml:space="preserve">5.1. Размер платы за жилое помещение составляет: {totalMonthly} ({totalMonthlyWords}) {totalMonthlyKopecks} копеек за полный месяц проживания и состоит из платы за пользование жилым помещением (плата за наем), которая составляет: {rentAmount} ({rentAmountWords}) {rentAmountKopecks} копеек, НДС не облагается на основании п. 10 ст. 149 НК РФ и платы за коммунальные услуги (электроснабжение, газоснабжение, холодное водоснабжение, водоотведение (канализацию), горячее водоснабжение и теплоснабжение (отопление), которая составляет {utilitiesAmount} ({utilitiesAmountWords}) {utilitiesAmountKopecks} копеек в месяц.</w:t>
+        <w:t xml:space="preserve">5.1. Размер платы за жилое помещение составляет: {totalMonthly} ({totalMonthlyWords}) {totalMonthlyCurrency} {totalMonthlyKopecks} коп. за полный месяц проживания и состоит из платы за пользование жилым помещением (плата за наем), которая составляет: {rentAmount} ({rentAmountWords}) {rentAmountCurrency} {rentAmountKopecks} коп., НДС не облагается на основании п. 10 ст. 149 НК РФ и платы за коммунальные услуги (электроснабжение, газоснабжение, холодное водоснабжение, водоотведение (канализацию), горячее водоснабжение и теплоснабжение (отопление), которая составляет {utilitiesAmount} ({utilitiesAmountWords}) {utilitiesAmountCurrency} {utilitiesAmountKopecks} коп. в месяц.</w:t>
       </w:r>
     </w:p>
     <w:p>
